--- a/Project_Phase_wise/Project Design/Problem - Solution Fit - LearnMate.docx
+++ b/Project_Phase_wise/Project Design/Problem - Solution Fit - LearnMate.docx
@@ -214,7 +214,14 @@
                 <w:rFonts w:ascii="Google Sans" w:eastAsia="Google Sans" w:hAnsi="Google Sans" w:cs="Google Sans"/>
                 <w:color w:val="1F1F1F"/>
               </w:rPr>
-              <w:t>30 September 2026</w:t>
+              <w:t>30 September 202</w:t>
+            </w:r>
+            <w:r>
+              <w:rPr>
+                <w:rFonts w:ascii="Google Sans" w:eastAsia="Google Sans" w:hAnsi="Google Sans" w:cs="Google Sans"/>
+                <w:color w:val="1F1F1F"/>
+              </w:rPr>
+              <w:t>6</w:t>
             </w:r>
           </w:p>
         </w:tc>
